--- a/data/hopdong-hotro.docx
+++ b/data/hopdong-hotro.docx
@@ -948,7 +948,7 @@
           <w:rFonts w:ascii="Verdana" w:cs="Verdana" w:eastAsia="Verdana" w:hAnsi="Verdana"/>
           <w:rtl w:val="0"/>
         </w:rPr>
-        <w:t xml:space="preserve">Ngày sinh: {{NGAY_SINH}} Chức vụ:{{CHUC_VU_BEN_B}}</w:t>
+        <w:t xml:space="preserve">Ngày sinh: {{NGAY_SINH}} Chức vụ: {{CHUC_VU_BEN_B}}</w:t>
       </w:r>
     </w:p>
     <w:p>
@@ -966,7 +966,7 @@
           <w:rFonts w:ascii="Verdana" w:cs="Verdana" w:eastAsia="Verdana" w:hAnsi="Verdana"/>
           <w:rtl w:val="0"/>
         </w:rPr>
-        <w:t xml:space="preserve">Địa chỉ cửa hàng:{{DIA_CHI}}</w:t>
+        <w:t xml:space="preserve">Địa chỉ cửa hàng: {{DIA_CHI}}</w:t>
       </w:r>
     </w:p>
     <w:p>
@@ -2010,7 +2010,7 @@
                 <w:bCs w:val="1"/>
                 <w:rtl w:val="0"/>
               </w:rPr>
-              <w:t xml:space="preserve">{{CHIET_KHAU}}VNĐ</w:t>
+              <w:t xml:space="preserve">{{CHIET_KHAU}} VNĐ</w:t>
             </w:r>
           </w:p>
         </w:tc>
@@ -2092,7 +2092,7 @@
                 <w:bCs w:val="1"/>
                 <w:rtl w:val="0"/>
               </w:rPr>
-              <w:t xml:space="preserve">{{TONG_CONG}}VNĐ</w:t>
+              <w:t xml:space="preserve">{{TONG_CONG}} VNĐ</w:t>
             </w:r>
           </w:p>
         </w:tc>

--- a/data/hopdong-hotro.docx
+++ b/data/hopdong-hotro.docx
@@ -326,33 +326,6 @@
           <w:rtl w:val="0"/>
         </w:rPr>
         <w:t xml:space="preserve">Căn cứ Luật Thương mại số 36/2005/QH11 của Quốc hội nước Cộng hòa xã hội chủ nghĩa Việt Nam thông qua ngày 14/06/2005 và các văn bản hướng dẫn thi hành;</w:t>
-      </w:r>
-    </w:p>
-    <w:p>
-      <w:pPr>
-        <w:numPr>
-          <w:ilvl w:val="0"/>
-          <w:numId w:val="1"/>
-        </w:numPr>
-        <w:tabs>
-          <w:tab w:val="left" w:leader="none" w:pos="360"/>
-        </w:tabs>
-        <w:spacing w:after="60" w:before="120" w:line="276" w:lineRule="auto"/>
-        <w:ind w:left="360" w:hanging="357"/>
-        <w:rPr>
-          <w:rFonts w:ascii="Verdana" w:cs="Verdana" w:eastAsia="Verdana" w:hAnsi="Verdana"/>
-          <w:i w:val="1"/>
-          <w:iCs w:val="1"/>
-        </w:rPr>
-      </w:pPr>
-      <w:r>
-        <w:rPr>
-          <w:rFonts w:ascii="Verdana" w:cs="Verdana" w:eastAsia="Verdana" w:hAnsi="Verdana"/>
-          <w:i w:val="1"/>
-          <w:iCs w:val="1"/>
-          <w:rtl w:val="0"/>
-        </w:rPr>
-        <w:t xml:space="preserve">Căn cứ Luật Công nghệ Thông tin số 67/2006/QH11 của Quốc hội nước Cộng hòa xã hội chủ nghĩa Việt Nam thông qua ngày 29/06/2006 và các văn bản hướng dẫn thi hành;</w:t>
       </w:r>
     </w:p>
     <w:p>
